--- a/RFI-Docs/WDTN Report 01-11-24.docx
+++ b/RFI-Docs/WDTN Report 01-11-24.docx
@@ -3,106 +3,134 @@
 <w:document xmlns:wpc="http://schemas.microsoft.com/office/word/2010/wordprocessingCanvas" xmlns:cx="http://schemas.microsoft.com/office/drawing/2014/chartex" xmlns:cx1="http://schemas.microsoft.com/office/drawing/2015/9/8/chartex" xmlns:cx2="http://schemas.microsoft.com/office/drawing/2015/10/21/chartex" xmlns:cx3="http://schemas.microsoft.com/office/drawing/2016/5/9/chartex" xmlns:cx4="http://schemas.microsoft.com/office/drawing/2016/5/10/chartex" xmlns:cx5="http://schemas.microsoft.com/office/drawing/2016/5/11/chartex" xmlns:cx6="http://schemas.microsoft.com/office/drawing/2016/5/12/chartex" xmlns:cx7="http://schemas.microsoft.com/office/drawing/2016/5/13/chartex" xmlns:cx8="http://schemas.microsoft.com/office/drawing/2016/5/14/chartex" xmlns:mc="http://schemas.openxmlformats.org/markup-compatibility/2006" xmlns:aink="http://schemas.microsoft.com/office/drawing/2016/ink" xmlns:am3d="http://schemas.microsoft.com/office/drawing/2017/model3d" xmlns:o="urn:schemas-microsoft-com:office:office" xmlns:oel="http://schemas.microsoft.com/office/2019/extlst" xmlns:r="http://schemas.openxmlformats.org/officeDocument/2006/relationships" xmlns:m="http://schemas.openxmlformats.org/officeDocument/2006/math" xmlns:v="urn:schemas-microsoft-com:vml" xmlns:wp14="http://schemas.microsoft.com/office/word/2010/wordprocessingDrawing" xmlns:wp="http://schemas.openxmlformats.org/drawingml/2006/wordprocessingDrawing" xmlns:w10="urn:schemas-microsoft-com:office:word" xmlns:w="http://schemas.openxmlformats.org/wordprocessingml/2006/main" xmlns:w14="http://schemas.microsoft.com/office/word/2010/wordml" xmlns:w15="http://schemas.microsoft.com/office/word/2012/wordml" xmlns:w16cex="http://schemas.microsoft.com/office/word/2018/wordml/cex" xmlns:w16cid="http://schemas.microsoft.com/office/word/2016/wordml/cid" xmlns:w16="http://schemas.microsoft.com/office/word/2018/wordml" xmlns:w16sdtdh="http://schemas.microsoft.com/office/word/2020/wordml/sdtdatahash" xmlns:w16se="http://schemas.microsoft.com/office/word/2015/wordml/symex" xmlns:wpg="http://schemas.microsoft.com/office/word/2010/wordprocessingGroup" xmlns:wpi="http://schemas.microsoft.com/office/word/2010/wordprocessingInk" xmlns:wne="http://schemas.microsoft.com/office/word/2006/wordml" xmlns:wps="http://schemas.microsoft.com/office/word/2010/wordprocessingShape" mc:Ignorable="w14 w15 w16se w16cid w16 w16cex w16sdtdh wp14">
   <w:body>
     <w:p>
+      <w:pPr>
+        <w:jc w:val="left"/>
+      </w:pPr>
       <w:r>
         <w:rPr>
-          <w:b/>
-          <w:bCs/>
+          <w:color w:val="646464"/>
+          <w:sz w:val="18"/>
         </w:rPr>
-        <w:t>4.</w:t>
-      </w:r>
+        <w:t>Document: WDTN Report 01-11-24.docx</w:t>
+      </w:r>
+    </w:p>
+    <w:p>
+      <w:pPr>
+        <w:jc w:val="left"/>
+      </w:pPr>
       <w:r>
         <w:rPr>
-          <w:b/>
-          <w:bCs/>
+          <w:color w:val="646464"/>
+          <w:sz w:val="18"/>
         </w:rPr>
-        <w:t>8</w:t>
-      </w:r>
+        <w:t>Title: WDTN (ABC-2, Nexstar, Video) 1-11-24--VA to begin funding psychedelic research for PTSD, substance abuse</w:t>
+      </w:r>
+    </w:p>
+    <w:p>
+      <w:pPr>
+        <w:jc w:val="left"/>
+      </w:pPr>
       <w:r>
         <w:rPr>
-          <w:b/>
-          <w:bCs/>
+          <w:color w:val="646464"/>
+          <w:sz w:val="18"/>
         </w:rPr>
-        <w:t xml:space="preserve"> - WDTN (ABC-2, </w:t>
-      </w:r>
+        <w:t>Topic: Psychedelics | Type: News Articles</w:t>
+      </w:r>
+    </w:p>
+    <w:p>
+      <w:pPr>
+        <w:jc w:val="left"/>
+      </w:pPr>
       <w:r>
         <w:rPr>
-          <w:b/>
-          <w:bCs/>
+          <w:color w:val="646464"/>
+          <w:sz w:val="18"/>
         </w:rPr>
-        <w:t xml:space="preserve">Nexstar, </w:t>
-      </w:r>
+        <w:t>Created: 2024-03-06 | By: Bartlinski, David</w:t>
+      </w:r>
+    </w:p>
+    <w:p>
+      <w:pPr>
+        <w:jc w:val="left"/>
+      </w:pPr>
       <w:r>
         <w:rPr>
-          <w:b/>
-          <w:bCs/>
+          <w:color w:val="646464"/>
+          <w:sz w:val="18"/>
         </w:rPr>
-        <w:t xml:space="preserve">Video): </w:t>
-      </w:r>
-      <w:bookmarkStart w:id="0" w:name="alex"/>
+        <w:t>Modified: 2024-07-19 | By: Richman, Michael (VACO)</w:t>
+      </w:r>
+    </w:p>
+    <w:p>
+      <w:pPr>
+        <w:jc w:val="left"/>
+      </w:pPr>
       <w:r>
         <w:rPr>
-          <w:b/>
-          <w:bCs/>
+          <w:color w:val="C8C8C8"/>
+          <w:sz w:val="16"/>
         </w:rPr>
-        <w:fldChar w:fldCharType="begin"/>
-      </w:r>
+        <w:t>────────────────────────────────────────────────────────────────────────────────</w:t>
+      </w:r>
+    </w:p>
+    <w:p>
+      <w:pPr>
+        <w:jc w:val="left"/>
+      </w:pPr>
+      <w:r/>
+    </w:p>
+    <w:p>
+      <w:pPr>
+        <w:jc w:val="left"/>
+      </w:pPr>
       <w:r>
         <w:rPr>
-          <w:b/>
-          <w:bCs/>
+          <w:color w:val="646464"/>
+          <w:sz w:val="18"/>
         </w:rPr>
-        <w:instrText xml:space="preserve"> HYPERLINK  \l "_top" </w:instrText>
-      </w:r>
+        <w:t>Topic: Psychedelics | Type: News Articles</w:t>
+      </w:r>
+    </w:p>
+    <w:p>
+      <w:pPr>
+        <w:jc w:val="left"/>
+      </w:pPr>
       <w:r>
         <w:rPr>
-          <w:b/>
-          <w:bCs/>
+          <w:color w:val="646464"/>
+          <w:sz w:val="18"/>
         </w:rPr>
-      </w:r>
+        <w:t>Created: 2024-03-06 | By: Bartlinski, David</w:t>
+      </w:r>
+    </w:p>
+    <w:p>
+      <w:pPr>
+        <w:jc w:val="left"/>
+      </w:pPr>
       <w:r>
         <w:rPr>
-          <w:b/>
-          <w:bCs/>
+          <w:color w:val="646464"/>
+          <w:sz w:val="18"/>
         </w:rPr>
-        <w:fldChar w:fldCharType="separate"/>
-      </w:r>
+        <w:t>Modified: 2024-07-19 | By: Richman, Michael (VACO)</w:t>
+      </w:r>
+    </w:p>
+    <w:p>
+      <w:pPr>
+        <w:jc w:val="left"/>
+      </w:pPr>
       <w:r>
         <w:rPr>
-          <w:rStyle w:val="Hyperlink"/>
-          <w:bCs/>
+          <w:color w:val="C8C8C8"/>
+          <w:sz w:val="16"/>
         </w:rPr>
-        <w:t>VA to begin funding psychedelic research for PTSD, substance abuse</w:t>
-      </w:r>
-      <w:bookmarkEnd w:id="0"/>
-      <w:r>
-        <w:rPr>
-          <w:b/>
-          <w:bCs/>
-        </w:rPr>
-        <w:fldChar w:fldCharType="end"/>
-      </w:r>
-      <w:r>
-        <w:t xml:space="preserve"> (11 January,</w:t>
-      </w:r>
-      <w:r>
-        <w:t xml:space="preserve"> Alex Pearson</w:t>
-      </w:r>
-      <w:r>
-        <w:t>,</w:t>
-      </w:r>
-      <w:r>
-        <w:t xml:space="preserve"> 287k </w:t>
-      </w:r>
-      <w:proofErr w:type="spellStart"/>
-      <w:r>
-        <w:t>uvm</w:t>
-      </w:r>
-      <w:proofErr w:type="spellEnd"/>
-      <w:r>
-        <w:t>; Moraine, OH)</w:t>
-      </w:r>
-    </w:p>
-    <w:p/>
+        <w:t>────────────────────────────────────────────────────────────────────────────────</w:t>
+      </w:r>
+    </w:p>
+    <w:p>
+      <w:r/>
+    </w:p>
     <w:p>
       <w:r>
         <w:t>DAYTON, Ohio (WDTN) — In an expansion of its ongoing research of PTSD treatments, the Department of Veterans Affairs is set to begin funding research on psychedelics.</w:t>
